--- a/test/out/Catslap_example.docx
+++ b/test/out/Catslap_example.docx
@@ -743,7 +743,7 @@
           <w:rPr>
             <w:rStyle w:val="Hipervnculo"/>
           </w:rPr>
-          <w:t/>
+          <w:t>Respuestas: </w:t>
         </w:r>
         <w:r>
           <w:rPr>
@@ -934,7 +934,6 @@
     <w:p>
       <w:pPr>
         <w:pStyle w:val="Prrafo"/>
-        <w:jc w:val="left"/>
       </w:pPr>
       <w:r>
         <w:rPr>
@@ -973,7 +972,6 @@
     <w:p>
       <w:pPr>
         <w:pStyle w:val="Prrafo"/>
-        <w:jc w:val="left"/>
       </w:pPr>
       <w:r>
         <w:rPr>
@@ -999,7 +997,6 @@
     <w:p>
       <w:pPr>
         <w:pStyle w:val="Prrafo"/>
-        <w:jc w:val="left"/>
       </w:pPr>
       <w:r>
         <w:rPr>
@@ -1025,7 +1022,6 @@
     <w:p>
       <w:pPr>
         <w:pStyle w:val="Prrafo"/>
-        <w:jc w:val="left"/>
       </w:pPr>
       <w:r>
         <w:rPr>
@@ -1051,7 +1047,6 @@
     <w:p>
       <w:pPr>
         <w:pStyle w:val="Prrafo"/>
-        <w:jc w:val="left"/>
       </w:pPr>
       <w:r>
         <w:rPr>
@@ -1060,6 +1055,143 @@
         <w:t xml:space="preserve">En conclusión, el caso de Catslap resalta cómo el análisis de las ventas anuales y del primer trimestre puede proporcionar información valiosa para la toma de decisiones. Al enfocarse en la recopilación de datos precisos, la interpretación de tendencias y la proyección de ventas, las empresas pueden optimizar su rendimiento y planificar su futuro con mayor eficacia.</w:t>
       </w:r>
     </w:p>
+    <w:tbl>
+      <w:tblPr>
+        <w:jc w:val="center"/>
+        <w:tblBorders>
+          <w:top w:val="single" w:sz="1" w:space="0" w:color="808080"/>
+          <w:left w:val="single" w:sz="1" w:space="0" w:color="808080"/>
+          <w:bottom w:val="single" w:sz="1" w:space="0" w:color="808080"/>
+          <w:right w:val="single" w:sz="1" w:space="0" w:color="808080"/>
+          <w:insideH w:val="single" w:sz="1" w:space="0" w:color="808080"/>
+          <w:insideV w:val="single" w:sz="1" w:space="0" w:color="808080"/>
+        </w:tblBorders>
+      </w:tblPr>
+      <w:tblGrid>
+        <w:gridCol/>
+        <w:gridCol/>
+      </w:tblGrid>
+      <w:tr>
+        <w:tc>
+          <w:tcPr>
+            <w:shd w:val="clear" w:color="auto" w:fill="FF0000"/>
+          </w:tcPr>
+          <w:p>
+            <w:pPr>
+              <w:pStyle w:val="Celdacabecera"/>
+            </w:pPr>
+            <w:r>
+              <w:rPr/>
+              <w:t xml:space="preserve">col1</w:t>
+            </w:r>
+          </w:p>
+        </w:tc>
+        <w:tc>
+          <w:tcPr>
+            <w:shd w:val="clear" w:color="auto" w:fill="FF0000"/>
+          </w:tcPr>
+          <w:p>
+            <w:pPr>
+              <w:pStyle w:val="Celdacabecera"/>
+            </w:pPr>
+            <w:r>
+              <w:rPr/>
+              <w:t xml:space="preserve">col2</w:t>
+            </w:r>
+          </w:p>
+        </w:tc>
+      </w:tr>
+      <w:tr>
+        <w:tc>
+          <w:tcPr>
+            <w:shd w:val="clear" w:color="auto" w:fill="white"/>
+          </w:tcPr>
+          <w:p>
+            <w:pPr>
+              <w:pStyle w:val="Celdanormal"/>
+            </w:pPr>
+            <w:r>
+              <w:rPr/>
+              <w:t xml:space="preserve">cell1</w:t>
+            </w:r>
+          </w:p>
+        </w:tc>
+        <w:tc>
+          <w:tcPr>
+            <w:shd w:val="clear" w:color="auto" w:fill="white"/>
+          </w:tcPr>
+          <w:p>
+            <w:pPr>
+              <w:pStyle w:val="Celdanormal"/>
+            </w:pPr>
+            <w:r>
+              <w:rPr/>
+              <w:t xml:space="preserve">cell2</w:t>
+            </w:r>
+          </w:p>
+        </w:tc>
+      </w:tr>
+      <w:tr>
+        <w:tc>
+          <w:tcPr>
+            <w:shd w:val="clear" w:color="auto" w:fill="E8E8E8"/>
+          </w:tcPr>
+          <w:p>
+            <w:pPr>
+              <w:pStyle w:val="Celdanormal"/>
+            </w:pPr>
+            <w:r>
+              <w:rPr/>
+              <w:t xml:space="preserve">cell1</w:t>
+            </w:r>
+          </w:p>
+        </w:tc>
+        <w:tc>
+          <w:tcPr>
+            <w:shd w:val="clear" w:color="auto" w:fill="E8E8E8"/>
+          </w:tcPr>
+          <w:p>
+            <w:pPr>
+              <w:pStyle w:val="Celdanormal"/>
+            </w:pPr>
+            <w:r>
+              <w:rPr/>
+              <w:t xml:space="preserve">cell2</w:t>
+            </w:r>
+          </w:p>
+        </w:tc>
+      </w:tr>
+      <w:tr>
+        <w:tc>
+          <w:tcPr>
+            <w:shd w:val="clear" w:color="auto" w:fill="white"/>
+          </w:tcPr>
+          <w:p>
+            <w:pPr>
+              <w:pStyle w:val="Celdanormal"/>
+            </w:pPr>
+            <w:r>
+              <w:rPr/>
+              <w:t xml:space="preserve">cell1</w:t>
+            </w:r>
+          </w:p>
+        </w:tc>
+        <w:tc>
+          <w:tcPr>
+            <w:shd w:val="clear" w:color="auto" w:fill="white"/>
+          </w:tcPr>
+          <w:p>
+            <w:pPr>
+              <w:pStyle w:val="Celdanormal"/>
+            </w:pPr>
+            <w:r>
+              <w:rPr/>
+              <w:t xml:space="preserve">cell2</w:t>
+            </w:r>
+          </w:p>
+        </w:tc>
+      </w:tr>
+    </w:tbl>
     <w:p>
       <w:pPr>
         <w:pStyle w:val="Ttulo2"/>
@@ -1081,7 +1213,6 @@
     <w:p>
       <w:pPr>
         <w:pStyle w:val="Prrafo"/>
-        <w:jc w:val="left"/>
       </w:pPr>
       <w:r>
         <w:rPr>
@@ -1140,7 +1271,6 @@
     <w:p>
       <w:pPr>
         <w:pStyle w:val="Prrafo"/>
-        <w:jc w:val="left"/>
       </w:pPr>
       <w:r>
         <w:rPr>
@@ -1157,7 +1287,6 @@
     <w:p>
       <w:pPr>
         <w:pStyle w:val="Prrafo"/>
-        <w:jc w:val="left"/>
       </w:pPr>
       <w:r>
         <w:rPr>
@@ -1174,7 +1303,6 @@
     <w:p>
       <w:pPr>
         <w:pStyle w:val="Prrafo"/>
-        <w:jc w:val="left"/>
       </w:pPr>
       <w:r>
         <w:rPr>
@@ -1191,7 +1319,6 @@
     <w:p>
       <w:pPr>
         <w:pStyle w:val="Codeblock"/>
-        <w:jc w:val="left"/>
       </w:pPr>
       <w:r>
         <w:rPr>
@@ -1203,7 +1330,6 @@
     <w:p>
       <w:pPr>
         <w:pStyle w:val="Codeblock"/>
-        <w:jc w:val="left"/>
       </w:pPr>
       <w:r>
         <w:rPr>
@@ -1215,7 +1341,6 @@
     <w:p>
       <w:pPr>
         <w:pStyle w:val="Codeblock"/>
-        <w:jc w:val="left"/>
       </w:pPr>
       <w:r>
         <w:rPr>
@@ -1227,7 +1352,6 @@
     <w:p>
       <w:pPr>
         <w:pStyle w:val="Codeblock"/>
-        <w:jc w:val="left"/>
       </w:pPr>
       <w:r>
         <w:rPr>
@@ -1235,16 +1359,10 @@
         </w:rPr>
         <w:t xml:space="preserve">Crecimiento: 50%</w:t>
       </w:r>
-      <w:r>
-        <w:rPr/>
-        <w:t xml:space="preserve">
-</w:t>
-      </w:r>
     </w:p>
     <w:p>
       <w:pPr>
         <w:pStyle w:val="Prrafo"/>
-        <w:jc w:val="left"/>
       </w:pPr>
       <w:r>
         <w:rPr>
@@ -1261,7 +1379,6 @@
     <w:p>
       <w:pPr>
         <w:pStyle w:val="Prrafo"/>
-        <w:jc w:val="left"/>
       </w:pPr>
       <w:r>
         <w:rPr>
